--- a/dist/submission/p5_china_IJOEM.docx
+++ b/dist/submission/p5_china_IJOEM.docx
@@ -181,7 +181,75 @@
         <w:t xml:space="preserve"> </w:t>
       </w:r>
       <w:r>
-        <w:t xml:space="preserve">Cross-wave Paternoster (1998) z-tests do not reject equality of the linear and squared export-intensity coefficients (FSTS z = +0.82, p = .412; FSTS² z = −0.61, p = .545), and the pooled joint F-test on wave interactions is non-significant (F(2, 3,558) = 2.24, p = .107). Estimated turning points remain in a tight range, 49.4% of sales in 2012, 47.2% in 2024 and 48.8% pooled, with overlapping confidence intervals. Technological capability is robustly productivity-enhancing in both waves (β_z = +0.28 and +0.43; both p &lt; .001), and a website proxy is positive in 2024 and pooled, but neither construct robustly moderates curvature (capability×curvature F = 3.26, p = .039 marginal; three-way capability×wave×curvature F = 0.27, p = .760).</w:t>
+        <w:t xml:space="preserve">Cross-wave Paternoster (1998) z-tests do not reject equality of the linear and squared export-intensity coefficients (FSTS z = +0.82, p = .412;</w:t>
+      </w:r>
+      <w:r>
+        <w:t xml:space="preserve"> </w:t>
+      </w:r>
+      <m:oMath>
+        <m:sSup>
+          <m:e>
+            <m:r>
+              <m:rPr>
+                <m:nor/>
+                <m:sty m:val="p"/>
+              </m:rPr>
+              <m:t>FSTS</m:t>
+            </m:r>
+          </m:e>
+          <m:sup>
+            <m:r>
+              <m:t>2</m:t>
+            </m:r>
+          </m:sup>
+        </m:sSup>
+      </m:oMath>
+      <w:r>
+        <w:t xml:space="preserve"> </w:t>
+      </w:r>
+      <w:r>
+        <w:t xml:space="preserve">z = −0.61, p = .545), and the pooled joint F-test on wave interactions is non-significant (F(2, 3,558) = 2.24, p = .107). Estimated turning points remain in a tight range, 49.4% of sales in 2012, 47.2% in 2024 and 48.8% pooled, with overlapping confidence intervals. Technological capability is robustly productivity-enhancing in both waves (</w:t>
+      </w:r>
+      <m:oMath>
+        <m:r>
+          <m:t>β</m:t>
+        </m:r>
+      </m:oMath>
+      <w:r>
+        <w:t xml:space="preserve">_z = +0.28 and +0.43; both p &lt; .001), and a website proxy is positive in 2024 and pooled, but neither construct robustly moderates curvature (capability</w:t>
+      </w:r>
+      <m:oMath>
+        <m:r>
+          <m:rPr>
+            <m:sty m:val="p"/>
+          </m:rPr>
+          <m:t>×</m:t>
+        </m:r>
+      </m:oMath>
+      <w:r>
+        <w:t xml:space="preserve">curvature F = 3.26, p = .039 marginal; three-way capability</w:t>
+      </w:r>
+      <m:oMath>
+        <m:r>
+          <m:rPr>
+            <m:sty m:val="p"/>
+          </m:rPr>
+          <m:t>×</m:t>
+        </m:r>
+      </m:oMath>
+      <w:r>
+        <w:t xml:space="preserve">wave</w:t>
+      </w:r>
+      <m:oMath>
+        <m:r>
+          <m:rPr>
+            <m:sty m:val="p"/>
+          </m:rPr>
+          <m:t>×</m:t>
+        </m:r>
+      </m:oMath>
+      <w:r>
+        <w:t xml:space="preserve">curvature F = 0.27, p = .760).</w:t>
       </w:r>
     </w:p>
     <w:p>
@@ -365,8 +433,19 @@
         </m:sSup>
       </m:oMath>
       <w:r>
-        <w:t xml:space="preserve">), and the joint F-test on (FSTS ×</w:t>
-      </w:r>
+        <w:t xml:space="preserve">), and the joint F-test on (FSTS</w:t>
+      </w:r>
+      <w:r>
+        <w:t xml:space="preserve"> </w:t>
+      </w:r>
+      <m:oMath>
+        <m:r>
+          <m:rPr>
+            <m:sty m:val="p"/>
+          </m:rPr>
+          <m:t>×</m:t>
+        </m:r>
+      </m:oMath>
       <w:r>
         <w:t xml:space="preserve"> </w:t>
       </w:r>
@@ -428,9 +507,14 @@
       <w:r>
         <w:t xml:space="preserve"> </w:t>
       </w:r>
-      <w:r>
-        <w:t xml:space="preserve">×</w:t>
-      </w:r>
+      <m:oMath>
+        <m:r>
+          <m:rPr>
+            <m:sty m:val="p"/>
+          </m:rPr>
+          <m:t>×</m:t>
+        </m:r>
+      </m:oMath>
       <w:r>
         <w:t xml:space="preserve"> </w:t>
       </w:r>
@@ -506,7 +590,15 @@
         </m:sSub>
       </m:oMath>
       <w:r>
-        <w:t xml:space="preserve">) is positively associated with productivity in both waves (β_z = +0.26 to +0.43, p &lt; .001) and</w:t>
+        <w:t xml:space="preserve">) is positively associated with productivity in both waves (</w:t>
+      </w:r>
+      <m:oMath>
+        <m:r>
+          <m:t>β</m:t>
+        </m:r>
+      </m:oMath>
+      <w:r>
+        <w:t xml:space="preserve">_z = +0.26 to +0.43, p &lt; .001) and</w:t>
       </w:r>
       <w:r>
         <w:t xml:space="preserve"> </w:t>
@@ -595,7 +687,15 @@
         </m:sSub>
       </m:oMath>
       <w:r>
-        <w:t xml:space="preserve">, single-item website-presence proxy) shows modest positive associations with productivity in 2024 and the pooled sample (β_z = +0.07 to +0.06) but is retained as a baseline control rather than a formal hypothesis, given the limited discriminatory power of a single binary website indicator in 2024 China.</w:t>
+        <w:t xml:space="preserve">, single-item website-presence proxy) shows modest positive associations with productivity in 2024 and the pooled sample (</w:t>
+      </w:r>
+      <m:oMath>
+        <m:r>
+          <m:t>β</m:t>
+        </m:r>
+      </m:oMath>
+      <w:r>
+        <w:t xml:space="preserve">_z = +0.07 to +0.06) but is retained as a baseline control rather than a formal hypothesis, given the limited discriminatory power of a single binary website indicator in 2024 China.</w:t>
       </w:r>
     </w:p>
     <w:p>
@@ -673,7 +773,24 @@
         <w:pStyle w:val="BodyText"/>
       </w:pPr>
       <w:r>
-        <w:t xml:space="preserve">China provides a particularly powerful setting for this question. Between 2012 and 2024, the two waves examined here, the Chinese economy underwent extraordinary structural transformation. The post‑2008 trade re‑equilibration was followed by deepening participation in global value chains (Kano, Tsang, &amp; Yeung, 2020), the China–US tariff escalation cycle, the COVID‑19 disruption and supply‑chain re‑routing, the maturation of digital infrastructure and the rapid diffusion of e‑commerce platforms (Hanelt, Bohnsack, Marz, &amp; Antunes Marante, 2021; Vial, 2019), and ongoing reforms to SME credit and trade‑finance institutions. Chinese private firms themselves matured over this period in the WBES sample. Average firm age in the analytic samples rose from 12.6 to 13.9 years, and average labour productivity (log scale) rose from 12.52 to 13.01, a roughly 64 % productivity premium in level terms (exp(0.49) ≈ 1.64). Under conventional internationalization theory, several of these changes should have shifted the inverted‑U turning point: by raising the productive returns to internationalization at the upper tail (capability strengthening), by softening the post‑threshold downturn (improved trade finance), or both. Whether the predicted shift actually materialises is an empirical question that, for China in the post‑GFC, post‑COVID period, has not been directly tested.</w:t>
+        <w:t xml:space="preserve">China provides a particularly powerful setting for this question. Between 2012 and 2024, the two waves examined here, the Chinese economy underwent extraordinary structural transformation. The post‑2008 trade re‑equilibration was followed by deepening participation in global value chains (Kano, Tsang, &amp; Yeung, 2020), the China–US tariff escalation cycle, the COVID‑19 disruption and supply‑chain re‑routing, the maturation of digital infrastructure and the rapid diffusion of e‑commerce platforms (Hanelt, Bohnsack, Marz, &amp; Antunes Marante, 2021; Vial, 2019), and ongoing reforms to SME credit and trade‑finance institutions. Chinese private firms themselves matured over this period in the WBES sample. Average firm age in the analytic samples rose from 12.6 to 13.9 years, and average labour productivity (log scale) rose from 12.52 to 13.01, a roughly 64 % productivity premium in level terms (exp(0.49)</w:t>
+      </w:r>
+      <w:r>
+        <w:t xml:space="preserve"> </w:t>
+      </w:r>
+      <m:oMath>
+        <m:r>
+          <m:rPr>
+            <m:sty m:val="p"/>
+          </m:rPr>
+          <m:t>≈</m:t>
+        </m:r>
+      </m:oMath>
+      <w:r>
+        <w:t xml:space="preserve"> </w:t>
+      </w:r>
+      <w:r>
+        <w:t xml:space="preserve">1.64). Under conventional internationalization theory, several of these changes should have shifted the inverted‑U turning point: by raising the productive returns to internationalization at the upper tail (capability strengthening), by softening the post‑threshold downturn (improved trade finance), or both. Whether the predicted shift actually materialises is an empirical question that, for China in the post‑GFC, post‑COVID period, has not been directly tested.</w:t>
       </w:r>
     </w:p>
     <w:p>
@@ -737,8 +854,19 @@
         <w:pStyle w:val="BodyText"/>
       </w:pPr>
       <w:r>
-        <w:t xml:space="preserve">In the present study, firm internationalization is operationalized as export intensity (the share of foreign sales in total sales). We estimate a baseline quadratic model for each wave and the pooled sample, conduct a Lind &amp; Mehlum (2010) U‑test to verify the inverted‑U formally, and apply a Paternoster, Brame, Mazerolle, and Piquero (1998) z‑test to the linear and squared export‑intensity coefficients to evaluate cross‑wave parameter equality. We complement these wave-by-wave tests with a pooled three-way moderation specification that adds (FSTS ×</w:t>
-      </w:r>
+        <w:t xml:space="preserve">In the present study, firm internationalization is operationalized as export intensity (the share of foreign sales in total sales). We estimate a baseline quadratic model for each wave and the pooled sample, conduct a Lind &amp; Mehlum (2010) U‑test to verify the inverted‑U formally, and apply a Paternoster, Brame, Mazerolle, and Piquero (1998) z‑test to the linear and squared export‑intensity coefficients to evaluate cross‑wave parameter equality. We complement these wave-by-wave tests with a pooled three-way moderation specification that adds (FSTS</w:t>
+      </w:r>
+      <w:r>
+        <w:t xml:space="preserve"> </w:t>
+      </w:r>
+      <m:oMath>
+        <m:r>
+          <m:rPr>
+            <m:sty m:val="p"/>
+          </m:rPr>
+          <m:t>×</m:t>
+        </m:r>
+      </m:oMath>
       <w:r>
         <w:t xml:space="preserve"> </w:t>
       </w:r>
@@ -800,9 +928,14 @@
       <w:r>
         <w:t xml:space="preserve"> </w:t>
       </w:r>
-      <w:r>
-        <w:t xml:space="preserve">×</w:t>
-      </w:r>
+      <m:oMath>
+        <m:r>
+          <m:rPr>
+            <m:sty m:val="p"/>
+          </m:rPr>
+          <m:t>×</m:t>
+        </m:r>
+      </m:oMath>
       <w:r>
         <w:t xml:space="preserve"> </w:t>
       </w:r>
@@ -821,7 +954,24 @@
         </m:sSub>
       </m:oMath>
       <w:r>
-        <w:t xml:space="preserve">), (FSTS × Tech,</w:t>
+        <w:t xml:space="preserve">), (FSTS</w:t>
+      </w:r>
+      <w:r>
+        <w:t xml:space="preserve"> </w:t>
+      </w:r>
+      <m:oMath>
+        <m:r>
+          <m:rPr>
+            <m:sty m:val="p"/>
+          </m:rPr>
+          <m:t>×</m:t>
+        </m:r>
+      </m:oMath>
+      <w:r>
+        <w:t xml:space="preserve"> </w:t>
+      </w:r>
+      <w:r>
+        <w:t xml:space="preserve">Tech,</w:t>
       </w:r>
       <w:r>
         <w:t xml:space="preserve"> </w:t>
@@ -864,9 +1014,31 @@
       <w:r>
         <w:t xml:space="preserve"> </w:t>
       </w:r>
-      <w:r>
-        <w:t xml:space="preserve">× Tech), and (FSTS ×</w:t>
-      </w:r>
+      <m:oMath>
+        <m:r>
+          <m:rPr>
+            <m:sty m:val="p"/>
+          </m:rPr>
+          <m:t>×</m:t>
+        </m:r>
+      </m:oMath>
+      <w:r>
+        <w:t xml:space="preserve"> </w:t>
+      </w:r>
+      <w:r>
+        <w:t xml:space="preserve">Tech), and (FSTS</w:t>
+      </w:r>
+      <w:r>
+        <w:t xml:space="preserve"> </w:t>
+      </w:r>
+      <m:oMath>
+        <m:r>
+          <m:rPr>
+            <m:sty m:val="p"/>
+          </m:rPr>
+          <m:t>×</m:t>
+        </m:r>
+      </m:oMath>
       <w:r>
         <w:t xml:space="preserve"> </w:t>
       </w:r>
@@ -887,8 +1059,19 @@
       <w:r>
         <w:t xml:space="preserve"> </w:t>
       </w:r>
-      <w:r>
-        <w:t xml:space="preserve">× Tech,</w:t>
+      <m:oMath>
+        <m:r>
+          <m:rPr>
+            <m:sty m:val="p"/>
+          </m:rPr>
+          <m:t>×</m:t>
+        </m:r>
+      </m:oMath>
+      <w:r>
+        <w:t xml:space="preserve"> </w:t>
+      </w:r>
+      <w:r>
+        <w:t xml:space="preserve">Tech,</w:t>
       </w:r>
       <w:r>
         <w:t xml:space="preserve"> </w:t>
@@ -931,9 +1114,14 @@
       <w:r>
         <w:t xml:space="preserve"> </w:t>
       </w:r>
-      <w:r>
-        <w:t xml:space="preserve">×</w:t>
-      </w:r>
+      <m:oMath>
+        <m:r>
+          <m:rPr>
+            <m:sty m:val="p"/>
+          </m:rPr>
+          <m:t>×</m:t>
+        </m:r>
+      </m:oMath>
       <w:r>
         <w:t xml:space="preserve"> </w:t>
       </w:r>
@@ -954,8 +1142,19 @@
       <w:r>
         <w:t xml:space="preserve"> </w:t>
       </w:r>
-      <w:r>
-        <w:t xml:space="preserve">× Tech) interactions to evaluate the cross-wave shift, capability moderation, and capability-conditioned dynamic moderation hypotheses respectively. We then conduct a supplementary direct test of the working‑capital interpretation using WBES proxies for liquidity access, financing structure, and access‑to‑finance obstacle, with a 2012‑only robustness extension into receivables exposure (Manova, 2013). Throughout, we adopt the disciplined causal‑language conventions advocated for international‑business research and report associations rather than effects (Antonakis et al., 2010; Shaver, 2020).</w:t>
+      <m:oMath>
+        <m:r>
+          <m:rPr>
+            <m:sty m:val="p"/>
+          </m:rPr>
+          <m:t>×</m:t>
+        </m:r>
+      </m:oMath>
+      <w:r>
+        <w:t xml:space="preserve"> </w:t>
+      </w:r>
+      <w:r>
+        <w:t xml:space="preserve">Tech) interactions to evaluate the cross-wave shift, capability moderation, and capability-conditioned dynamic moderation hypotheses respectively. We then conduct a supplementary direct test of the working‑capital interpretation using WBES proxies for liquidity access, financing structure, and access‑to‑finance obstacle, with a 2012‑only robustness extension into receivables exposure (Manova, 2013). Throughout, we adopt the disciplined causal‑language conventions advocated for international‑business research and report associations rather than effects (Antonakis et al., 2010; Shaver, 2020).</w:t>
       </w:r>
     </w:p>
     <w:p>
@@ -976,7 +1175,51 @@
         <w:t xml:space="preserve">structurally durable against a predicted shift</w:t>
       </w:r>
       <w:r>
-        <w:t xml:space="preserve">: despite multiple plausible mechanisms motivating cross-wave evolution, the data fail to reject equality of the inverted-U coefficients between 2012 and 2024 in both individual Paternoster z-tests and a joint pooled F-test. Three additional null moderation channels (capability×curvature, capability×wave×curvature, working capital×curvature) converge on the same substantive interpretation. A third contribution documents that technological capability operates robustly as a</w:t>
+        <w:t xml:space="preserve">: despite multiple plausible mechanisms motivating cross-wave evolution, the data fail to reject equality of the inverted-U coefficients between 2012 and 2024 in both individual Paternoster z-tests and a joint pooled F-test. Three additional null moderation channels (capability</w:t>
+      </w:r>
+      <m:oMath>
+        <m:r>
+          <m:rPr>
+            <m:sty m:val="p"/>
+          </m:rPr>
+          <m:t>×</m:t>
+        </m:r>
+      </m:oMath>
+      <w:r>
+        <w:t xml:space="preserve">curvature, capability</w:t>
+      </w:r>
+      <m:oMath>
+        <m:r>
+          <m:rPr>
+            <m:sty m:val="p"/>
+          </m:rPr>
+          <m:t>×</m:t>
+        </m:r>
+      </m:oMath>
+      <w:r>
+        <w:t xml:space="preserve">wave</w:t>
+      </w:r>
+      <m:oMath>
+        <m:r>
+          <m:rPr>
+            <m:sty m:val="p"/>
+          </m:rPr>
+          <m:t>×</m:t>
+        </m:r>
+      </m:oMath>
+      <w:r>
+        <w:t xml:space="preserve">curvature, working capital</w:t>
+      </w:r>
+      <m:oMath>
+        <m:r>
+          <m:rPr>
+            <m:sty m:val="p"/>
+          </m:rPr>
+          <m:t>×</m:t>
+        </m:r>
+      </m:oMath>
+      <w:r>
+        <w:t xml:space="preserve">curvature) converge on the same substantive interpretation. A third contribution documents that technological capability operates robustly as a</w:t>
       </w:r>
       <w:r>
         <w:t xml:space="preserve"> </w:t>
@@ -1172,7 +1415,30 @@
         <w:pStyle w:val="BodyText"/>
       </w:pPr>
       <w:r>
-        <w:t xml:space="preserve">The substantive case for shift is reinforced by ongoing institutional change in China's SME credit and trade-finance market over this period. To the extent that such institutional reforms successfully eased the working-capital binding constraint that the Manova (2013) and Foley and Manova (2015) tradition predicts as the source of the post-threshold downturn, the curvature β₂ on</w:t>
+        <w:t xml:space="preserve">The substantive case for shift is reinforced by ongoing institutional change in China's SME credit and trade-finance market over this period. To the extent that such institutional reforms successfully eased the working-capital binding constraint that the Manova (2013) and Foley and Manova (2015) tradition predicts as the source of the post-threshold downturn, the curvature</w:t>
+      </w:r>
+      <w:r>
+        <w:t xml:space="preserve"> </w:t>
+      </w:r>
+      <m:oMath>
+        <m:sSub>
+          <m:e>
+            <m:r>
+              <m:t>β</m:t>
+            </m:r>
+          </m:e>
+          <m:sub>
+            <m:r>
+              <m:t>2</m:t>
+            </m:r>
+          </m:sub>
+        </m:sSub>
+      </m:oMath>
+      <w:r>
+        <w:t xml:space="preserve"> </w:t>
+      </w:r>
+      <w:r>
+        <w:t xml:space="preserve">on</w:t>
       </w:r>
       <w:r>
         <w:t xml:space="preserve"> </w:t>
@@ -1341,8 +1607,19 @@
         <w:t xml:space="preserve">evolve over time</w:t>
       </w:r>
       <w:r>
-        <w:t xml:space="preserve">: as Chinese firms accumulate digital and technological resources, the buffering effect of capability on the post-threshold downturn could grow stronger between 2012 and 2024, generating an interaction between firm capability and wave (Author Citation, 2026 — VEFR). This dynamic-moderation prediction is directly testable through the three-way DOI ×</w:t>
-      </w:r>
+        <w:t xml:space="preserve">: as Chinese firms accumulate digital and technological resources, the buffering effect of capability on the post-threshold downturn could grow stronger between 2012 and 2024, generating an interaction between firm capability and wave (Author Citation, 2026 — VEFR). This dynamic-moderation prediction is directly testable through the three-way DOI</w:t>
+      </w:r>
+      <w:r>
+        <w:t xml:space="preserve"> </w:t>
+      </w:r>
+      <m:oMath>
+        <m:r>
+          <m:rPr>
+            <m:sty m:val="p"/>
+          </m:rPr>
+          <m:t>×</m:t>
+        </m:r>
+      </m:oMath>
       <w:r>
         <w:t xml:space="preserve"> </w:t>
       </w:r>
@@ -1363,8 +1640,19 @@
       <w:r>
         <w:t xml:space="preserve"> </w:t>
       </w:r>
-      <w:r>
-        <w:t xml:space="preserve">× Tech specification described in Section 3.5.</w:t>
+      <m:oMath>
+        <m:r>
+          <m:rPr>
+            <m:sty m:val="p"/>
+          </m:rPr>
+          <m:t>×</m:t>
+        </m:r>
+      </m:oMath>
+      <w:r>
+        <w:t xml:space="preserve"> </w:t>
+      </w:r>
+      <w:r>
+        <w:t xml:space="preserve">Tech specification described in Section 3.5.</w:t>
       </w:r>
     </w:p>
     <w:p>
@@ -1841,7 +2129,18 @@
         <w:t xml:space="preserve"> </w:t>
       </w:r>
       <w:r>
-        <w:t xml:space="preserve">dummy explicitly enters the model. Solid arrows mark the primary directional hypotheses (H1 inverted‑U curvature; H2 temporal shift via wave×FSTS interactions; H4a TCI level shift and curvature moderation;</w:t>
+        <w:t xml:space="preserve">dummy explicitly enters the model. Solid arrows mark the primary directional hypotheses (H1 inverted‑U curvature; H2 temporal shift via wave</w:t>
+      </w:r>
+      <m:oMath>
+        <m:r>
+          <m:rPr>
+            <m:sty m:val="p"/>
+          </m:rPr>
+          <m:t>×</m:t>
+        </m:r>
+      </m:oMath>
+      <w:r>
+        <w:t xml:space="preserve">FSTS interactions; H4a TCI level shift and curvature moderation;</w:t>
       </w:r>
       <w:r>
         <w:t xml:space="preserve"> </w:t>
@@ -2716,7 +3015,24 @@
         <w:t xml:space="preserve"> </w:t>
       </w:r>
       <w:r>
-        <w:t xml:space="preserve">The present paper adopts a quadratic (inverted-U) specification rather than the cubic specification reported in the companion manufacturing-SME analysis (Author Citation, 2026 — JFAR). This reflects empirical boundary conditions: the JFAR manufacturing-only sample (ISIC Rev 3.1 codes 15-37, n = 4,290 firm-year observations, mean FSTS ≈ 23.7 %, with approximately 82 % of firms below 50 % export intensity) has sufficient distributional mass in the 47–48 % threshold zone to precisely identify a cubic inflection point. The present full WBES private-firm frame (mean FSTS = 6.9 % / 5.2 % by wave; 15.4 % / 12.6 % of firms reporting any positive FSTS) has substantially less mass at high export intensities, rendering the cubic term statistically imprecise. The quadratic specification captures the empirically relevant range of the bounded-optimum logic without imposing a post-threshold recovery phase that the present data cannot support. Readers cross-referencing the JFAR cubic turning point (47.8 %, 95 % CI [40.9 %, 54.1 %]) with the present paper's quadratic turning point (48.8 % pooled) should note that the two estimates are directionally consistent, both locate the optimal zone in the 47–49 % band, but are estimated from different sample frames, sectoral compositions, and functional forms.</w:t>
+        <w:t xml:space="preserve">The present paper adopts a quadratic (inverted-U) specification rather than the cubic specification reported in the companion manufacturing-SME analysis (Author Citation, 2026 — JFAR). This reflects empirical boundary conditions: the JFAR manufacturing-only sample (ISIC Rev 3.1 codes 15-37, n = 4,290 firm-year observations, mean FSTS</w:t>
+      </w:r>
+      <w:r>
+        <w:t xml:space="preserve"> </w:t>
+      </w:r>
+      <m:oMath>
+        <m:r>
+          <m:rPr>
+            <m:sty m:val="p"/>
+          </m:rPr>
+          <m:t>≈</m:t>
+        </m:r>
+      </m:oMath>
+      <w:r>
+        <w:t xml:space="preserve"> </w:t>
+      </w:r>
+      <w:r>
+        <w:t xml:space="preserve">23.7 %, with approximately 82 % of firms below 50 % export intensity) has sufficient distributional mass in the 47–48 % threshold zone to precisely identify a cubic inflection point. The present full WBES private-firm frame (mean FSTS = 6.9 % / 5.2 % by wave; 15.4 % / 12.6 % of firms reporting any positive FSTS) has substantially less mass at high export intensities, rendering the cubic term statistically imprecise. The quadratic specification captures the empirically relevant range of the bounded-optimum logic without imposing a post-threshold recovery phase that the present data cannot support. Readers cross-referencing the JFAR cubic turning point (47.8 %, 95 % CI [40.9 %, 54.1 %]) with the present paper's quadratic turning point (48.8 % pooled) should note that the two estimates are directionally consistent, both locate the optimal zone in the 47–49 % band, but are estimated from different sample frames, sectoral compositions, and functional forms.</w:t>
       </w:r>
     </w:p>
     <w:p>
@@ -2875,7 +3191,24 @@
         </m:d>
       </m:oMath>
       <w:r>
-        <w:t xml:space="preserve">), firm age (survey year minus b5), and a foreign‑ownership dummy (1 if b2b ≥ 10 %). The pooled specification additionally includes a</w:t>
+        <w:t xml:space="preserve">), firm age (survey year minus b5), and a foreign‑ownership dummy (1 if b2b</w:t>
+      </w:r>
+      <w:r>
+        <w:t xml:space="preserve"> </w:t>
+      </w:r>
+      <m:oMath>
+        <m:r>
+          <m:rPr>
+            <m:sty m:val="p"/>
+          </m:rPr>
+          <m:t>≥</m:t>
+        </m:r>
+      </m:oMath>
+      <w:r>
+        <w:t xml:space="preserve"> </w:t>
+      </w:r>
+      <w:r>
+        <w:t xml:space="preserve">10 %). The pooled specification additionally includes a</w:t>
       </w:r>
       <w:r>
         <w:t xml:space="preserve"> </w:t>
@@ -3013,7 +3346,7 @@
         <w:t xml:space="preserve"> </w:t>
       </w:r>
       <w:r>
-        <w:t xml:space="preserve">WBES uses -9 for "don't know" and -7 for refusal in many items; the 2024 release additionally separates -8 for refusal from -9 for don't know. These codes are treated as missing in the present analysis, restoring methodological alignment with the WBES codebook guidance.</w:t>
+        <w:t xml:space="preserve">WBES uses -9 for "do not know" and -7 for refusal in many items; the 2024 release additionally separates -8 for refusal from -9 for "do not know". These codes are treated as missing in the present analysis, restoring methodological alignment with the WBES codebook guidance.</w:t>
       </w:r>
     </w:p>
     <w:bookmarkEnd w:id="35"/>
@@ -3046,8 +3379,38 @@
         <w:t xml:space="preserve"> </w:t>
       </w:r>
       <w:r>
-        <w:t xml:space="preserve">to address the within-firm dependence introduced by the 217 panel observations. Where the inverted‑U is at issue we apply the Lind &amp; Mehlum (2010) U‑test on the [0, 1] range of FSTS, reporting the delta‑method 95 % confidence interval for the turning point (Haans, Pieters, &amp; He, 2016). Cross‑wave coefficient differences are evaluated via the Paternoster et al. (1998) z‑test, z = (β_A − β_B) / √(SE_A² + SE_B²), with two‑sided p‑values from the standard normal distribution; the Paternoster z-test on individual coefficients is complemented by joint F-tests on the two-coefficient (FSTS ×</w:t>
-      </w:r>
+        <w:t xml:space="preserve">to address the within-firm dependence introduced by the 217 panel observations. Where the inverted‑U is at issue we apply the Lind &amp; Mehlum (2010) U‑test on the [0, 1] range of FSTS, reporting the delta‑method 95 % confidence interval for the turning point (Haans, Pieters, &amp; He, 2016). Cross‑wave coefficient differences are evaluated via the Paternoster et al. (1998) z‑test, z = (</w:t>
+      </w:r>
+      <m:oMath>
+        <m:r>
+          <m:t>β</m:t>
+        </m:r>
+      </m:oMath>
+      <w:r>
+        <w:t xml:space="preserve">_A −</w:t>
+      </w:r>
+      <w:r>
+        <w:t xml:space="preserve"> </w:t>
+      </w:r>
+      <m:oMath>
+        <m:r>
+          <m:t>β</m:t>
+        </m:r>
+      </m:oMath>
+      <w:r>
+        <w:t xml:space="preserve">_B) / √(SE_A² + SE_B²), with two‑sided p‑values from the standard normal distribution; the Paternoster z-test on individual coefficients is complemented by joint F-tests on the two-coefficient (FSTS</w:t>
+      </w:r>
+      <w:r>
+        <w:t xml:space="preserve"> </w:t>
+      </w:r>
+      <m:oMath>
+        <m:r>
+          <m:rPr>
+            <m:sty m:val="p"/>
+          </m:rPr>
+          <m:t>×</m:t>
+        </m:r>
+      </m:oMath>
       <w:r>
         <w:t xml:space="preserve"> </w:t>
       </w:r>
@@ -3109,9 +3472,14 @@
       <w:r>
         <w:t xml:space="preserve"> </w:t>
       </w:r>
-      <w:r>
-        <w:t xml:space="preserve">×</w:t>
-      </w:r>
+      <m:oMath>
+        <m:r>
+          <m:rPr>
+            <m:sty m:val="p"/>
+          </m:rPr>
+          <m:t>×</m:t>
+        </m:r>
+      </m:oMath>
       <w:r>
         <w:t xml:space="preserve"> </w:t>
       </w:r>
@@ -3224,7 +3592,18 @@
         <w:t xml:space="preserve"> </w:t>
       </w:r>
       <w:r>
-        <w:t xml:space="preserve">capability indicators (≥3 of the four binary items b8, e6, h1, h8) in addition to the focal-variable set. The 1,000-observation drop (4,559, 3,559) reflects firms that report focal export and productivity items but did not respond to all four capability items; cross-wave-comparable descriptives and the wave-by-wave M2 specifications remain estimated on sample_base.</w:t>
+        <w:t xml:space="preserve">capability indicators (</w:t>
+      </w:r>
+      <m:oMath>
+        <m:r>
+          <m:rPr>
+            <m:sty m:val="p"/>
+          </m:rPr>
+          <m:t>≥</m:t>
+        </m:r>
+      </m:oMath>
+      <w:r>
+        <w:t xml:space="preserve">3 of the four binary items b8, e6, h1, h8) in addition to the focal-variable set. The 1,000-observation drop (4,559, 3,559) reflects firms that report focal export and productivity items but did not respond to all four capability items; cross-wave-comparable descriptives and the wave-by-wave M2 specifications remain estimated on sample_base.</w:t>
       </w:r>
     </w:p>
     <w:p>
@@ -6112,7 +6491,21 @@
               <w:t xml:space="preserve"> </w:t>
             </w:r>
             <w:r>
-              <w:t xml:space="preserve">nonmissing (≥ 3 of 4 items)</w:t>
+              <w:t xml:space="preserve">nonmissing (</w:t>
+            </w:r>
+            <m:oMath>
+              <m:r>
+                <m:rPr>
+                  <m:sty m:val="p"/>
+                </m:rPr>
+                <m:t>≥</m:t>
+              </m:r>
+            </m:oMath>
+            <w:r>
+              <w:t xml:space="preserve"> </w:t>
+            </w:r>
+            <w:r>
+              <w:t xml:space="preserve">3 of 4 items)</w:t>
             </w:r>
           </w:p>
         </w:tc>
@@ -6370,7 +6763,24 @@
         <w:t xml:space="preserve"> </w:t>
       </w:r>
       <w:r>
-        <w:t xml:space="preserve">between 2012 (mean 12.52) and 2024 (mean 13.01), corresponding to approximately 64 % higher productivity in level terms (exp(0.49) ≈ 1.64), reflects both within-sector efficiency gains and cross-sector composition shifts in the WBES sampling frame. An informal Oaxaca-Blinder decomposition using ISIC broad-sector shares (manufacturing, services, retail, construction) attributes approximately 70 % of the aggregate</w:t>
+        <w:t xml:space="preserve">between 2012 (mean 12.52) and 2024 (mean 13.01), corresponding to approximately 64 % higher productivity in level terms (exp(0.49)</w:t>
+      </w:r>
+      <w:r>
+        <w:t xml:space="preserve"> </w:t>
+      </w:r>
+      <m:oMath>
+        <m:r>
+          <m:rPr>
+            <m:sty m:val="p"/>
+          </m:rPr>
+          <m:t>≈</m:t>
+        </m:r>
+      </m:oMath>
+      <w:r>
+        <w:t xml:space="preserve"> </w:t>
+      </w:r>
+      <w:r>
+        <w:t xml:space="preserve">1.64), reflects both within-sector efficiency gains and cross-sector composition shifts in the WBES sampling frame. An informal Oaxaca-Blinder decomposition using ISIC broad-sector shares (manufacturing, services, retail, construction) attributes approximately 70 % of the aggregate</w:t>
       </w:r>
       <w:r>
         <w:t xml:space="preserve"> </w:t>
@@ -6427,7 +6837,85 @@
         <w:pStyle w:val="FirstParagraph"/>
       </w:pPr>
       <w:r>
-        <w:t xml:space="preserve">Across both waves and the pooled sample, the data support an inverted U‑shaped relationship between export intensity and labour productivity, supporting H1. Table 2 reports the M2 main threshold model coefficients and standard errors by wave. The linear export‑intensity term is positive in every sample (β = +2.07, p &lt; .001 in 2012; β = +1.50, p = .010 in 2024; β = +1.78, p &lt; .001 pooled), and the squared export‑intensity term is negative in every sample (β = −2.09, p &lt; .001 in 2012; β = −1.59, p = .026 in 2024; β = −1.83, p &lt; .001 pooled). Lind–Mehlum U‑tests confirm the inverted‑U formally in the 2012 and pooled samples (both p &lt; .001) and at conventional significance in the 2024 sample (p = .037).</w:t>
+        <w:t xml:space="preserve">Across both waves and the pooled sample, the data support an inverted U‑shaped relationship between export intensity and labour productivity, supporting H1. Table 2 reports the M2 main threshold model coefficients and standard errors by wave. The linear export‑intensity term is positive in every sample (</w:t>
+      </w:r>
+      <m:oMath>
+        <m:r>
+          <m:t>β</m:t>
+        </m:r>
+      </m:oMath>
+      <w:r>
+        <w:t xml:space="preserve"> </w:t>
+      </w:r>
+      <w:r>
+        <w:t xml:space="preserve">= +2.07, p &lt; .001 in 2012;</w:t>
+      </w:r>
+      <w:r>
+        <w:t xml:space="preserve"> </w:t>
+      </w:r>
+      <m:oMath>
+        <m:r>
+          <m:t>β</m:t>
+        </m:r>
+      </m:oMath>
+      <w:r>
+        <w:t xml:space="preserve"> </w:t>
+      </w:r>
+      <w:r>
+        <w:t xml:space="preserve">= +1.50, p = .010 in 2024;</w:t>
+      </w:r>
+      <w:r>
+        <w:t xml:space="preserve"> </w:t>
+      </w:r>
+      <m:oMath>
+        <m:r>
+          <m:t>β</m:t>
+        </m:r>
+      </m:oMath>
+      <w:r>
+        <w:t xml:space="preserve"> </w:t>
+      </w:r>
+      <w:r>
+        <w:t xml:space="preserve">= +1.78, p &lt; .001 pooled), and the squared export‑intensity term is negative in every sample (</w:t>
+      </w:r>
+      <m:oMath>
+        <m:r>
+          <m:t>β</m:t>
+        </m:r>
+      </m:oMath>
+      <w:r>
+        <w:t xml:space="preserve"> </w:t>
+      </w:r>
+      <w:r>
+        <w:t xml:space="preserve">= −2.09, p &lt; .001 in 2012;</w:t>
+      </w:r>
+      <w:r>
+        <w:t xml:space="preserve"> </w:t>
+      </w:r>
+      <m:oMath>
+        <m:r>
+          <m:t>β</m:t>
+        </m:r>
+      </m:oMath>
+      <w:r>
+        <w:t xml:space="preserve"> </w:t>
+      </w:r>
+      <w:r>
+        <w:t xml:space="preserve">= −1.59, p = .026 in 2024;</w:t>
+      </w:r>
+      <w:r>
+        <w:t xml:space="preserve"> </w:t>
+      </w:r>
+      <m:oMath>
+        <m:r>
+          <m:t>β</m:t>
+        </m:r>
+      </m:oMath>
+      <w:r>
+        <w:t xml:space="preserve"> </w:t>
+      </w:r>
+      <w:r>
+        <w:t xml:space="preserve">= −1.83, p &lt; .001 pooled). Lind–Mehlum U‑tests confirm the inverted‑U formally in the 2012 and pooled samples (both p &lt; .001) and at conventional significance in the 2024 sample (p = .037).</w:t>
       </w:r>
     </w:p>
     <w:p>
@@ -7415,8 +7903,19 @@
         <w:pStyle w:val="FirstParagraph"/>
       </w:pPr>
       <w:r>
-        <w:t xml:space="preserve">H2 predicted that the shape, slope, or location of the inverted U‑shaped relationship should differ between 2012 and 2024, motivated by the substantial structural and policy changes in the Chinese economy over the intervening decade (Section 2.2). To test this prediction we apply two complementary tests: the Paternoster (1998) z‑test on individual coefficients, and a joint F‑test on the full set of (FSTS ×</w:t>
-      </w:r>
+        <w:t xml:space="preserve">H2 predicted that the shape, slope, or location of the inverted U‑shaped relationship should differ between 2012 and 2024, motivated by the substantial structural and policy changes in the Chinese economy over the intervening decade (Section 2.2). To test this prediction we apply two complementary tests: the Paternoster (1998) z‑test on individual coefficients, and a joint F‑test on the full set of (FSTS</w:t>
+      </w:r>
+      <w:r>
+        <w:t xml:space="preserve"> </w:t>
+      </w:r>
+      <m:oMath>
+        <m:r>
+          <m:rPr>
+            <m:sty m:val="p"/>
+          </m:rPr>
+          <m:t>×</m:t>
+        </m:r>
+      </m:oMath>
       <w:r>
         <w:t xml:space="preserve"> </w:t>
       </w:r>
@@ -7478,9 +7977,14 @@
       <w:r>
         <w:t xml:space="preserve"> </w:t>
       </w:r>
-      <w:r>
-        <w:t xml:space="preserve">×</w:t>
-      </w:r>
+      <m:oMath>
+        <m:r>
+          <m:rPr>
+            <m:sty m:val="p"/>
+          </m:rPr>
+          <m:t>×</m:t>
+        </m:r>
+      </m:oMath>
       <w:r>
         <w:t xml:space="preserve"> </w:t>
       </w:r>
@@ -7567,8 +8071,19 @@
         <w:t xml:space="preserve"> </w:t>
       </w:r>
       <w:r>
-        <w:t xml:space="preserve">term, the difference yields z = −0.61, p = .545. The joint F‑test on the (FSTS ×</w:t>
-      </w:r>
+        <w:t xml:space="preserve">term, the difference yields z = −0.61, p = .545. The joint F‑test on the (FSTS</w:t>
+      </w:r>
+      <w:r>
+        <w:t xml:space="preserve"> </w:t>
+      </w:r>
+      <m:oMath>
+        <m:r>
+          <m:rPr>
+            <m:sty m:val="p"/>
+          </m:rPr>
+          <m:t>×</m:t>
+        </m:r>
+      </m:oMath>
       <w:r>
         <w:t xml:space="preserve"> </w:t>
       </w:r>
@@ -7630,9 +8145,14 @@
       <w:r>
         <w:t xml:space="preserve"> </w:t>
       </w:r>
-      <w:r>
-        <w:t xml:space="preserve">×</w:t>
-      </w:r>
+      <m:oMath>
+        <m:r>
+          <m:rPr>
+            <m:sty m:val="p"/>
+          </m:rPr>
+          <m:t>×</m:t>
+        </m:r>
+      </m:oMath>
       <w:r>
         <w:t xml:space="preserve"> </w:t>
       </w:r>
@@ -7862,7 +8382,40 @@
         <w:pStyle w:val="FirstParagraph"/>
       </w:pPr>
       <w:r>
-        <w:t xml:space="preserve">Technological capability is positively and substantively associated with firm performance in both waves and the pooled sample, supporting the level‑shift component of H4a. The within‑wave z‑standardised TCI coefficient is β_z = +0.260 in 2012 (SE = 0.049, p &lt; .001), β_z = +0.426 in 2024 (SE = 0.047, p &lt; .001), and β_z = +0.380 in the pooled sample (SE = 0.035, p &lt; .001). Each one‑standard‑deviation increase in TCI is therefore associated with a 26–43 % change in labour productivity at the geometric‑mean baseline. The Paternoster z‑test on the cross‑wave change in TCI yields z = −2.55, p = .011, indicating a statistically detectable strengthening of the TCI–productivity association between 2012 and 2024, consistent with the absorptive-capacity logic that capability accumulation has compounded into rising productivity dividends as Chinese exporters faced rising international-competition demands. Digital adoption (</w:t>
+        <w:t xml:space="preserve">Technological capability is positively and substantively associated with firm performance in both waves and the pooled sample, supporting the level‑shift component of H4a. The within‑wave z‑standardised TCI coefficient is</w:t>
+      </w:r>
+      <w:r>
+        <w:t xml:space="preserve"> </w:t>
+      </w:r>
+      <m:oMath>
+        <m:r>
+          <m:t>β</m:t>
+        </m:r>
+      </m:oMath>
+      <w:r>
+        <w:t xml:space="preserve">_z = +0.260 in 2012 (SE = 0.049, p &lt; .001),</w:t>
+      </w:r>
+      <w:r>
+        <w:t xml:space="preserve"> </w:t>
+      </w:r>
+      <m:oMath>
+        <m:r>
+          <m:t>β</m:t>
+        </m:r>
+      </m:oMath>
+      <w:r>
+        <w:t xml:space="preserve">_z = +0.426 in 2024 (SE = 0.047, p &lt; .001), and</w:t>
+      </w:r>
+      <w:r>
+        <w:t xml:space="preserve"> </w:t>
+      </w:r>
+      <m:oMath>
+        <m:r>
+          <m:t>β</m:t>
+        </m:r>
+      </m:oMath>
+      <w:r>
+        <w:t xml:space="preserve">_z = +0.380 in the pooled sample (SE = 0.035, p &lt; .001). Each one‑standard‑deviation increase in TCI is therefore associated with a 26–43 % change in labour productivity at the geometric‑mean baseline. The Paternoster z‑test on the cross‑wave change in TCI yields z = −2.55, p = .011, indicating a statistically detectable strengthening of the TCI–productivity association between 2012 and 2024, consistent with the absorptive-capacity logic that capability accumulation has compounded into rising productivity dividends as Chinese exporters faced rising international-competition demands. Digital adoption (</w:t>
       </w:r>
       <m:oMath>
         <m:sSub>
@@ -7898,7 +8451,32 @@
         </m:sSub>
       </m:oMath>
       <w:r>
-        <w:t xml:space="preserve">) is also positively associated with productivity, modestly (β_z = +0.05 to +0.13, p ≤ .03), consistent with its role as a baseline digital-presence control.</w:t>
+        <w:t xml:space="preserve">) is also positively associated with productivity, modestly (</w:t>
+      </w:r>
+      <m:oMath>
+        <m:r>
+          <m:t>β</m:t>
+        </m:r>
+      </m:oMath>
+      <w:r>
+        <w:t xml:space="preserve">_z = +0.05 to +0.13, p</w:t>
+      </w:r>
+      <w:r>
+        <w:t xml:space="preserve"> </w:t>
+      </w:r>
+      <m:oMath>
+        <m:r>
+          <m:rPr>
+            <m:sty m:val="p"/>
+          </m:rPr>
+          <m:t>≤</m:t>
+        </m:r>
+      </m:oMath>
+      <w:r>
+        <w:t xml:space="preserve"> </w:t>
+      </w:r>
+      <w:r>
+        <w:t xml:space="preserve">.03), consistent with its role as a baseline digital-presence control.</w:t>
       </w:r>
     </w:p>
     <w:p>
@@ -7906,8 +8484,47 @@
         <w:pStyle w:val="BodyText"/>
       </w:pPr>
       <w:r>
-        <w:t xml:space="preserve">The curvature‑moderation component of H4a is tested by adding TCI×FSTS and TCI×</w:t>
-      </w:r>
+        <w:t xml:space="preserve">The curvature‑moderation component of H4a is tested by adding</w:t>
+      </w:r>
+      <w:r>
+        <w:t xml:space="preserve"> </w:t>
+      </w:r>
+      <m:oMath>
+        <m:r>
+          <m:rPr>
+            <m:nor/>
+            <m:sty m:val="p"/>
+          </m:rPr>
+          <m:t>TCI</m:t>
+        </m:r>
+        <m:r>
+          <m:rPr>
+            <m:sty m:val="p"/>
+          </m:rPr>
+          <m:t>×</m:t>
+        </m:r>
+        <m:r>
+          <m:rPr>
+            <m:nor/>
+            <m:sty m:val="p"/>
+          </m:rPr>
+          <m:t>FSTS</m:t>
+        </m:r>
+      </m:oMath>
+      <w:r>
+        <w:t xml:space="preserve"> </w:t>
+      </w:r>
+      <w:r>
+        <w:t xml:space="preserve">and TCI</w:t>
+      </w:r>
+      <m:oMath>
+        <m:r>
+          <m:rPr>
+            <m:sty m:val="p"/>
+          </m:rPr>
+          <m:t>×</m:t>
+        </m:r>
+      </m:oMath>
       <m:oMath>
         <m:sSup>
           <m:e>
@@ -7947,8 +8564,41 @@
         <w:t xml:space="preserve"> </w:t>
       </w:r>
       <w:r>
-        <w:t xml:space="preserve">interactions to the pooled three‑way moderation specification (Table 3). The joint F‑test on (TCI×FSTS, TCI×</w:t>
-      </w:r>
+        <w:t xml:space="preserve">interactions to the pooled three‑way moderation specification (Table 3). The joint F‑test on (</w:t>
+      </w:r>
+      <m:oMath>
+        <m:r>
+          <m:rPr>
+            <m:nor/>
+            <m:sty m:val="p"/>
+          </m:rPr>
+          <m:t>TCI</m:t>
+        </m:r>
+        <m:r>
+          <m:rPr>
+            <m:sty m:val="p"/>
+          </m:rPr>
+          <m:t>×</m:t>
+        </m:r>
+        <m:r>
+          <m:rPr>
+            <m:nor/>
+            <m:sty m:val="p"/>
+          </m:rPr>
+          <m:t>FSTS</m:t>
+        </m:r>
+      </m:oMath>
+      <w:r>
+        <w:t xml:space="preserve">, TCI</w:t>
+      </w:r>
+      <m:oMath>
+        <m:r>
+          <m:rPr>
+            <m:sty m:val="p"/>
+          </m:rPr>
+          <m:t>×</m:t>
+        </m:r>
+      </m:oMath>
       <m:oMath>
         <m:sSup>
           <m:e>
@@ -7985,8 +8635,52 @@
         </m:sSup>
       </m:oMath>
       <w:r>
-        <w:t xml:space="preserve">) yields F(2, 3,558) = 3.26, p = .039, marginally significant, but neither individual interaction coefficient is statistically distinguishable from zero (TCI×FSTS β = −0.41, p = .443; TCI×</w:t>
-      </w:r>
+        <w:t xml:space="preserve">) yields F(2, 3,558) = 3.26, p = .039, but neither individual interaction coefficient is statistically distinguishable from zero (</w:t>
+      </w:r>
+      <m:oMath>
+        <m:r>
+          <m:rPr>
+            <m:nor/>
+            <m:sty m:val="p"/>
+          </m:rPr>
+          <m:t>TCI</m:t>
+        </m:r>
+        <m:r>
+          <m:rPr>
+            <m:sty m:val="p"/>
+          </m:rPr>
+          <m:t>×</m:t>
+        </m:r>
+        <m:r>
+          <m:rPr>
+            <m:nor/>
+            <m:sty m:val="p"/>
+          </m:rPr>
+          <m:t>FSTS</m:t>
+        </m:r>
+      </m:oMath>
+      <w:r>
+        <w:t xml:space="preserve"> </w:t>
+      </w:r>
+      <m:oMath>
+        <m:r>
+          <m:t>β</m:t>
+        </m:r>
+      </m:oMath>
+      <w:r>
+        <w:t xml:space="preserve"> </w:t>
+      </w:r>
+      <w:r>
+        <w:t xml:space="preserve">= −0.41, p = .443; TCI</w:t>
+      </w:r>
+      <m:oMath>
+        <m:r>
+          <m:rPr>
+            <m:sty m:val="p"/>
+          </m:rPr>
+          <m:t>×</m:t>
+        </m:r>
+      </m:oMath>
       <m:oMath>
         <m:sSup>
           <m:e>
@@ -8025,8 +8719,47 @@
       <w:r>
         <w:t xml:space="preserve"> </w:t>
       </w:r>
-      <w:r>
-        <w:t xml:space="preserve">β = +0.05, p = .934). Wave-by-wave moderator tests (Online Appendix C) show that no individual TCI or DAI interaction coefficient achieves p &lt; .05 in any wave‑specific specification. DAI×FSTS interactions are tested for completeness but interpreted descriptively given</w:t>
+      <m:oMath>
+        <m:r>
+          <m:t>β</m:t>
+        </m:r>
+      </m:oMath>
+      <w:r>
+        <w:t xml:space="preserve"> </w:t>
+      </w:r>
+      <w:r>
+        <w:t xml:space="preserve">= +0.05, p = .934). Wave-by-wave moderator tests (Online Appendix C) show that no individual TCI or DAI interaction coefficient achieves p &lt; .05 in any wave‑specific specification.</w:t>
+      </w:r>
+      <w:r>
+        <w:t xml:space="preserve"> </w:t>
+      </w:r>
+      <m:oMath>
+        <m:r>
+          <m:rPr>
+            <m:nor/>
+            <m:sty m:val="p"/>
+          </m:rPr>
+          <m:t>DAI</m:t>
+        </m:r>
+        <m:r>
+          <m:rPr>
+            <m:sty m:val="p"/>
+          </m:rPr>
+          <m:t>×</m:t>
+        </m:r>
+        <m:r>
+          <m:rPr>
+            <m:nor/>
+            <m:sty m:val="p"/>
+          </m:rPr>
+          <m:t>FSTS</m:t>
+        </m:r>
+      </m:oMath>
+      <w:r>
+        <w:t xml:space="preserve"> </w:t>
+      </w:r>
+      <w:r>
+        <w:t xml:space="preserve">interactions are tested for completeness but interpreted descriptively given</w:t>
       </w:r>
       <w:r>
         <w:t xml:space="preserve"> </w:t>
@@ -8102,8 +8835,16 @@
         <w:pStyle w:val="BodyText"/>
       </w:pPr>
       <w:r>
-        <w:t xml:space="preserve">The dynamic moderation hypothesis, that capability‑conditioned curvature shifts evolve over time, is tested via the three‑way joint F‑test on (FSTS×</w:t>
-      </w:r>
+        <w:t xml:space="preserve">The dynamic moderation hypothesis, that capability‑conditioned curvature shifts evolve over time, is tested via the three‑way joint F‑test on (FSTS</w:t>
+      </w:r>
+      <m:oMath>
+        <m:r>
+          <m:rPr>
+            <m:sty m:val="p"/>
+          </m:rPr>
+          <m:t>×</m:t>
+        </m:r>
+      </m:oMath>
       <m:oMath>
         <m:sSub>
           <m:e>
@@ -8118,8 +8859,16 @@
           </m:sub>
         </m:sSub>
       </m:oMath>
-      <w:r>
-        <w:t xml:space="preserve">×TCI,</w:t>
+      <m:oMath>
+        <m:r>
+          <m:rPr>
+            <m:sty m:val="p"/>
+          </m:rPr>
+          <m:t>×</m:t>
+        </m:r>
+      </m:oMath>
+      <w:r>
+        <w:t xml:space="preserve">TCI,</w:t>
       </w:r>
       <w:r>
         <w:t xml:space="preserve"> </w:t>
@@ -8159,9 +8908,14 @@
           </m:sup>
         </m:sSup>
       </m:oMath>
-      <w:r>
-        <w:t xml:space="preserve">×</w:t>
-      </w:r>
+      <m:oMath>
+        <m:r>
+          <m:rPr>
+            <m:sty m:val="p"/>
+          </m:rPr>
+          <m:t>×</m:t>
+        </m:r>
+      </m:oMath>
       <m:oMath>
         <m:sSub>
           <m:e>
@@ -8176,8 +8930,16 @@
           </m:sub>
         </m:sSub>
       </m:oMath>
-      <w:r>
-        <w:t xml:space="preserve">×TCI) and yields F(2, 3,558) = 0.27, p = .760, providing</w:t>
+      <m:oMath>
+        <m:r>
+          <m:rPr>
+            <m:sty m:val="p"/>
+          </m:rPr>
+          <m:t>×</m:t>
+        </m:r>
+      </m:oMath>
+      <w:r>
+        <w:t xml:space="preserve">TCI) and yields F(2, 3,558) = 0.27, p = .760, providing</w:t>
       </w:r>
       <w:r>
         <w:t xml:space="preserve"> </w:t>
@@ -8582,9 +9344,14 @@
             <w:r>
               <w:t xml:space="preserve"> </w:t>
             </w:r>
-            <w:r>
-              <w:t xml:space="preserve">×</w:t>
-            </w:r>
+            <m:oMath>
+              <m:r>
+                <m:rPr>
+                  <m:sty m:val="p"/>
+                </m:rPr>
+                <m:t>×</m:t>
+              </m:r>
+            </m:oMath>
             <w:r>
               <w:t xml:space="preserve"> </w:t>
             </w:r>
@@ -8815,8 +9582,19 @@
             <w:r>
               <w:t xml:space="preserve"> </w:t>
             </w:r>
+            <m:oMath>
+              <m:r>
+                <m:rPr>
+                  <m:sty m:val="p"/>
+                </m:rPr>
+                <m:t>×</m:t>
+              </m:r>
+            </m:oMath>
             <w:r>
-              <w:t xml:space="preserve">× Tech</w:t>
+              <w:t xml:space="preserve"> </w:t>
+            </w:r>
+            <w:r>
+              <w:t xml:space="preserve">Tech</w:t>
             </w:r>
           </w:p>
         </w:tc>
@@ -8884,8 +9662,19 @@
             <w:r>
               <w:t xml:space="preserve"> </w:t>
             </w:r>
+            <m:oMath>
+              <m:r>
+                <m:rPr>
+                  <m:sty m:val="p"/>
+                </m:rPr>
+                <m:t>×</m:t>
+              </m:r>
+            </m:oMath>
             <w:r>
-              <w:t xml:space="preserve">× Tech</w:t>
+              <w:t xml:space="preserve"> </w:t>
+            </w:r>
+            <w:r>
+              <w:t xml:space="preserve">Tech</w:t>
             </w:r>
           </w:p>
         </w:tc>
@@ -8968,9 +9757,14 @@
             <w:r>
               <w:t xml:space="preserve"> </w:t>
             </w:r>
-            <w:r>
-              <w:t xml:space="preserve">×</w:t>
-            </w:r>
+            <m:oMath>
+              <m:r>
+                <m:rPr>
+                  <m:sty m:val="p"/>
+                </m:rPr>
+                <m:t>×</m:t>
+              </m:r>
+            </m:oMath>
             <w:r>
               <w:t xml:space="preserve"> </w:t>
             </w:r>
@@ -8991,8 +9785,19 @@
             <w:r>
               <w:t xml:space="preserve"> </w:t>
             </w:r>
+            <m:oMath>
+              <m:r>
+                <m:rPr>
+                  <m:sty m:val="p"/>
+                </m:rPr>
+                <m:t>×</m:t>
+              </m:r>
+            </m:oMath>
             <w:r>
-              <w:t xml:space="preserve">× Tech</w:t>
+              <w:t xml:space="preserve"> </w:t>
+            </w:r>
+            <w:r>
+              <w:t xml:space="preserve">Tech</w:t>
             </w:r>
           </w:p>
         </w:tc>
@@ -9143,9 +9948,14 @@
             <w:r>
               <w:t xml:space="preserve"> </w:t>
             </w:r>
-            <w:r>
-              <w:t xml:space="preserve">×</w:t>
-            </w:r>
+            <m:oMath>
+              <m:r>
+                <m:rPr>
+                  <m:sty m:val="p"/>
+                </m:rPr>
+                <m:t>×</m:t>
+              </m:r>
+            </m:oMath>
             <w:r>
               <w:t xml:space="preserve"> </w:t>
             </w:r>
@@ -9261,8 +10071,19 @@
             <w:r>
               <w:t xml:space="preserve"> </w:t>
             </w:r>
+            <m:oMath>
+              <m:r>
+                <m:rPr>
+                  <m:sty m:val="p"/>
+                </m:rPr>
+                <m:t>×</m:t>
+              </m:r>
+            </m:oMath>
             <w:r>
-              <w:t xml:space="preserve">× Tech) = 0</w:t>
+              <w:t xml:space="preserve"> </w:t>
+            </w:r>
+            <w:r>
+              <w:t xml:space="preserve">Tech) = 0</w:t>
             </w:r>
           </w:p>
         </w:tc>
@@ -9338,8 +10159,19 @@
             <w:r>
               <w:t xml:space="preserve"> </w:t>
             </w:r>
+            <m:oMath>
+              <m:r>
+                <m:rPr>
+                  <m:sty m:val="p"/>
+                </m:rPr>
+                <m:t>×</m:t>
+              </m:r>
+            </m:oMath>
             <w:r>
-              <w:t xml:space="preserve">× Tech,</w:t>
+              <w:t xml:space="preserve"> </w:t>
+            </w:r>
+            <w:r>
+              <w:t xml:space="preserve">Tech,</w:t>
             </w:r>
             <w:r>
               <w:t xml:space="preserve"> </w:t>
@@ -9382,9 +10214,14 @@
             <w:r>
               <w:t xml:space="preserve"> </w:t>
             </w:r>
-            <w:r>
-              <w:t xml:space="preserve">×</w:t>
-            </w:r>
+            <m:oMath>
+              <m:r>
+                <m:rPr>
+                  <m:sty m:val="p"/>
+                </m:rPr>
+                <m:t>×</m:t>
+              </m:r>
+            </m:oMath>
             <w:r>
               <w:t xml:space="preserve"> </w:t>
             </w:r>
@@ -9405,8 +10242,19 @@
             <w:r>
               <w:t xml:space="preserve"> </w:t>
             </w:r>
+            <m:oMath>
+              <m:r>
+                <m:rPr>
+                  <m:sty m:val="p"/>
+                </m:rPr>
+                <m:t>×</m:t>
+              </m:r>
+            </m:oMath>
             <w:r>
-              <w:t xml:space="preserve">× Tech) = 0</w:t>
+              <w:t xml:space="preserve"> </w:t>
+            </w:r>
+            <w:r>
+              <w:t xml:space="preserve">Tech) = 0</w:t>
             </w:r>
           </w:p>
         </w:tc>
@@ -9748,8 +10596,19 @@
         <w:pStyle w:val="BodyText"/>
       </w:pPr>
       <w:r>
-        <w:t xml:space="preserve">In Block A (Liquidity Access), the overdraft ×</w:t>
-      </w:r>
+        <w:t xml:space="preserve">In Block A (Liquidity Access), the overdraft</w:t>
+      </w:r>
+      <w:r>
+        <w:t xml:space="preserve"> </w:t>
+      </w:r>
+      <m:oMath>
+        <m:r>
+          <m:rPr>
+            <m:sty m:val="p"/>
+          </m:rPr>
+          <m:t>×</m:t>
+        </m:r>
+      </m:oMath>
       <w:r>
         <w:t xml:space="preserve"> </w:t>
       </w:r>
@@ -9792,8 +10651,38 @@
         <w:t xml:space="preserve"> </w:t>
       </w:r>
       <w:r>
-        <w:t xml:space="preserve">interaction is marginally positive in 2012 (β = +0.27, p = .050) but marginally negative in 2024 (β = −0.38, p = .081). In Block C (Financing Structure), the trade-credit×</w:t>
-      </w:r>
+        <w:t xml:space="preserve">interaction is marginally positive in 2012 (</w:t>
+      </w:r>
+      <m:oMath>
+        <m:r>
+          <m:t>β</m:t>
+        </m:r>
+      </m:oMath>
+      <w:r>
+        <w:t xml:space="preserve"> </w:t>
+      </w:r>
+      <w:r>
+        <w:t xml:space="preserve">= +0.27, p = .050) but marginally negative in 2024 (</w:t>
+      </w:r>
+      <m:oMath>
+        <m:r>
+          <m:t>β</m:t>
+        </m:r>
+      </m:oMath>
+      <w:r>
+        <w:t xml:space="preserve"> </w:t>
+      </w:r>
+      <w:r>
+        <w:t xml:space="preserve">= −0.38, p = .081). In Block C (Financing Structure), the trade-credit</w:t>
+      </w:r>
+      <m:oMath>
+        <m:r>
+          <m:rPr>
+            <m:sty m:val="p"/>
+          </m:rPr>
+          <m:t>×</m:t>
+        </m:r>
+      </m:oMath>
       <m:oMath>
         <m:sSup>
           <m:e>
@@ -9833,8 +10722,27 @@
         <w:t xml:space="preserve"> </w:t>
       </w:r>
       <w:r>
-        <w:t xml:space="preserve">interaction is significantly negative in 2012 (β = −0.017, p = .009) but null in 2024 (p = .660). In Block D (Access‑to‑Finance Obstacle), the obstacle×</w:t>
-      </w:r>
+        <w:t xml:space="preserve">interaction is significantly negative in 2012 (</w:t>
+      </w:r>
+      <m:oMath>
+        <m:r>
+          <m:t>β</m:t>
+        </m:r>
+      </m:oMath>
+      <w:r>
+        <w:t xml:space="preserve"> </w:t>
+      </w:r>
+      <w:r>
+        <w:t xml:space="preserve">= −0.017, p = .009) but null in 2024 (p = .660). In Block D (Access‑to‑Finance Obstacle), the obstacle</w:t>
+      </w:r>
+      <m:oMath>
+        <m:r>
+          <m:rPr>
+            <m:sty m:val="p"/>
+          </m:rPr>
+          <m:t>×</m:t>
+        </m:r>
+      </m:oMath>
       <m:oMath>
         <m:sSup>
           <m:e>
@@ -9874,7 +10782,18 @@
         <w:t xml:space="preserve"> </w:t>
       </w:r>
       <w:r>
-        <w:t xml:space="preserve">interaction is unexpectedly large and positive in 2024 (β = +1.64, p = .001) but null in 2012, reading this as a small‑cell anomaly rather than evidence of mechanism. The 2012‑only Block B receivables-exposure extension yields null interactions for both k1c and k2c. Across all blocks, the working-capital mechanism is</w:t>
+        <w:t xml:space="preserve">interaction is unexpectedly large and positive in 2024 (</w:t>
+      </w:r>
+      <m:oMath>
+        <m:r>
+          <m:t>β</m:t>
+        </m:r>
+      </m:oMath>
+      <w:r>
+        <w:t xml:space="preserve"> </w:t>
+      </w:r>
+      <w:r>
+        <w:t xml:space="preserve">= +1.64, p = .001) but null in 2012, reading this as a small‑cell anomaly rather than evidence of mechanism. The 2012‑only Block B receivables-exposure extension yields null interactions for both k1c and k2c. Across all blocks, the working-capital mechanism is</w:t>
       </w:r>
       <w:r>
         <w:t xml:space="preserve"> </w:t>
@@ -9926,8 +10845,16 @@
         <w:pStyle w:val="FirstParagraph"/>
       </w:pPr>
       <w:r>
-        <w:t xml:space="preserve">Three independent moderation tests converge on the same substantive conclusion: the inverted-U curvature is structurally fixed and is not meaningfully contingent on the digital, gender, or managerial-tenure characteristics of the firm, consistent with, but not confirming, a working-capital-trap mechanism (Manova, 2013; Foley &amp; Manova, 2015) as a theoretically coherent but empirically inconclusive candidate explanation; the sign-reversal of the overdraft×</w:t>
-      </w:r>
+        <w:t xml:space="preserve">Three independent moderation tests converge on the same substantive conclusion: the inverted-U curvature is structurally fixed and is not meaningfully contingent on the digital, gender, or managerial-tenure characteristics of the firm, consistent with, but not confirming, a working-capital-trap mechanism (Manova, 2013; Foley &amp; Manova, 2015) as a theoretically coherent but empirically inconclusive candidate explanation; the sign-reversal of the overdraft</w:t>
+      </w:r>
+      <m:oMath>
+        <m:r>
+          <m:rPr>
+            <m:sty m:val="p"/>
+          </m:rPr>
+          <m:t>×</m:t>
+        </m:r>
+      </m:oMath>
       <m:oMath>
         <m:sSup>
           <m:e>
@@ -9967,7 +10894,35 @@
         <w:t xml:space="preserve"> </w:t>
       </w:r>
       <w:r>
-        <w:t xml:space="preserve">interaction across waves (Block A: β = +0.27 in 2012, β = −0.38 in 2024) and the null trade-credit interaction in 2024 (Block C: p = .660) prevent this channel from being identified as the primary source of the post-threshold downturn in the present data. Direct identification of the working-capital mechanism requires financial microdata, such as cash-conversion cycle duration, days-receivable-outstanding, and trade-finance pricing, not currently available in the WBES China instrument.</w:t>
+        <w:t xml:space="preserve">interaction across waves (Block A:</w:t>
+      </w:r>
+      <w:r>
+        <w:t xml:space="preserve"> </w:t>
+      </w:r>
+      <m:oMath>
+        <m:r>
+          <m:t>β</m:t>
+        </m:r>
+      </m:oMath>
+      <w:r>
+        <w:t xml:space="preserve"> </w:t>
+      </w:r>
+      <w:r>
+        <w:t xml:space="preserve">= +0.27 in 2012,</w:t>
+      </w:r>
+      <w:r>
+        <w:t xml:space="preserve"> </w:t>
+      </w:r>
+      <m:oMath>
+        <m:r>
+          <m:t>β</m:t>
+        </m:r>
+      </m:oMath>
+      <w:r>
+        <w:t xml:space="preserve"> </w:t>
+      </w:r>
+      <w:r>
+        <w:t xml:space="preserve">= −0.38 in 2024) and the null trade-credit interaction in 2024 (Block C: p = .660) prevent this channel from being identified as the primary source of the post-threshold downturn in the present data. Direct identification of the working-capital mechanism requires financial microdata, such as cash-conversion cycle duration, days-receivable-outstanding, and trade-finance pricing, not currently available in the WBES China instrument.</w:t>
       </w:r>
     </w:p>
     <w:p>
@@ -10061,7 +11016,74 @@
         <w:t xml:space="preserve"> </w:t>
       </w:r>
       <w:r>
-        <w:t xml:space="preserve">(Tier 1 website presence) is positively associated with productivity as a direct level-shift term (β_z = +0.05 to +0.13, p ≤ .03 across waves and pooled), but the DAI×FSTS curvature-moderation tests return null results in all specifications, consistent with digital presence operating as a productivity floor-raiser rather than a threshold-shifter. This is directionally confirmed in the companion manufacturing-SME analysis (Author Citation, 2026 — JFAR), where the DDC×FSTS curvature F-test yields p = 0.89, reinforcing the level-shift interpretation across different sample frames and operational definitions of digital adoption.</w:t>
+        <w:t xml:space="preserve">(Tier 1 website presence) is positively associated with productivity as a direct level-shift term (</w:t>
+      </w:r>
+      <m:oMath>
+        <m:r>
+          <m:t>β</m:t>
+        </m:r>
+      </m:oMath>
+      <w:r>
+        <w:t xml:space="preserve">_z = +0.05 to +0.13, p</w:t>
+      </w:r>
+      <w:r>
+        <w:t xml:space="preserve"> </w:t>
+      </w:r>
+      <m:oMath>
+        <m:r>
+          <m:rPr>
+            <m:sty m:val="p"/>
+          </m:rPr>
+          <m:t>≤</m:t>
+        </m:r>
+      </m:oMath>
+      <w:r>
+        <w:t xml:space="preserve"> </w:t>
+      </w:r>
+      <w:r>
+        <w:t xml:space="preserve">.03 across waves and pooled), but the</w:t>
+      </w:r>
+      <w:r>
+        <w:t xml:space="preserve"> </w:t>
+      </w:r>
+      <m:oMath>
+        <m:r>
+          <m:rPr>
+            <m:nor/>
+            <m:sty m:val="p"/>
+          </m:rPr>
+          <m:t>DAI</m:t>
+        </m:r>
+        <m:r>
+          <m:rPr>
+            <m:sty m:val="p"/>
+          </m:rPr>
+          <m:t>×</m:t>
+        </m:r>
+        <m:r>
+          <m:rPr>
+            <m:nor/>
+            <m:sty m:val="p"/>
+          </m:rPr>
+          <m:t>FSTS</m:t>
+        </m:r>
+      </m:oMath>
+      <w:r>
+        <w:t xml:space="preserve"> </w:t>
+      </w:r>
+      <w:r>
+        <w:t xml:space="preserve">curvature-moderation tests return null results in all specifications, consistent with digital presence operating as a productivity floor-raiser rather than a threshold-shifter. This is directionally confirmed in the companion manufacturing-SME analysis (Author Citation, 2026 — JFAR), where the DDC</w:t>
+      </w:r>
+      <m:oMath>
+        <m:r>
+          <m:rPr>
+            <m:sty m:val="p"/>
+          </m:rPr>
+          <m:t>×</m:t>
+        </m:r>
+      </m:oMath>
+      <w:r>
+        <w:t xml:space="preserve">FSTS curvature F-test yields p = 0.89, reinforcing the level-shift interpretation across different sample frames and operational definitions of digital adoption.</w:t>
       </w:r>
     </w:p>
     <w:p>
@@ -10129,7 +11151,38 @@
         <w:t xml:space="preserve"> </w:t>
       </w:r>
       <w:r>
-        <w:t xml:space="preserve">Companion evidence from the manufacturing-only analysis (Author Citation, 2026 — JFAR) reports that female manager presence does not moderate the I–P curvature (female manager × FSTS β = 0.003, p = 0.892), indicating that the inverted-U threshold is structurally invariant to the gender composition of firm leadership. This null is an informative positive finding: it rules out gender-linked managerial risk preferences and coordination styles as explanations for why the threshold location is where it is.</w:t>
+        <w:t xml:space="preserve">Companion evidence from the manufacturing-only analysis (Author Citation, 2026 — JFAR) reports that female manager presence does not moderate the I–P curvature (female manager</w:t>
+      </w:r>
+      <w:r>
+        <w:t xml:space="preserve"> </w:t>
+      </w:r>
+      <m:oMath>
+        <m:r>
+          <m:rPr>
+            <m:sty m:val="p"/>
+          </m:rPr>
+          <m:t>×</m:t>
+        </m:r>
+      </m:oMath>
+      <w:r>
+        <w:t xml:space="preserve"> </w:t>
+      </w:r>
+      <w:r>
+        <w:t xml:space="preserve">FSTS</w:t>
+      </w:r>
+      <w:r>
+        <w:t xml:space="preserve"> </w:t>
+      </w:r>
+      <m:oMath>
+        <m:r>
+          <m:t>β</m:t>
+        </m:r>
+      </m:oMath>
+      <w:r>
+        <w:t xml:space="preserve"> </w:t>
+      </w:r>
+      <w:r>
+        <w:t xml:space="preserve">= 0.003, p = 0.892), indicating that the inverted-U threshold is structurally invariant to the gender composition of firm leadership. This null is an informative positive finding: it rules out gender-linked managerial risk preferences and coordination styles as explanations for why the threshold location is where it is.</w:t>
       </w:r>
     </w:p>
     <w:p>
@@ -10147,7 +11200,18 @@
         <w:t xml:space="preserve"> </w:t>
       </w:r>
       <w:r>
-        <w:t xml:space="preserve">Manager experience is positively associated with productivity as a direct term (β = 0.015, p = 0.005 in the companion analysis), but does not moderate the curvature of the I–P relationship, again consistent with the level-shift rather than the slope-change interpretation. Experienced managers raise the firm's overall productivity but do not alter the structural constraint that bounds the productivity returns of high export intensity.</w:t>
+        <w:t xml:space="preserve">Manager experience is positively associated with productivity as a direct term (</w:t>
+      </w:r>
+      <m:oMath>
+        <m:r>
+          <m:t>β</m:t>
+        </m:r>
+      </m:oMath>
+      <w:r>
+        <w:t xml:space="preserve"> </w:t>
+      </w:r>
+      <w:r>
+        <w:t xml:space="preserve">= 0.015, p = 0.005 in the companion analysis), but does not moderate the curvature of the I–P relationship, again consistent with the level-shift rather than the slope-change interpretation. Experienced managers raise the firm's overall productivity but do not alter the structural constraint that bounds the productivity returns of high export intensity.</w:t>
       </w:r>
     </w:p>
     <w:p>
@@ -10414,7 +11478,24 @@
         <w:t xml:space="preserve"> </w:t>
       </w:r>
       <w:r>
-        <w:t xml:space="preserve">The 217 firms observed in both the 2012 and 2024 waves provide a limited within-firm panel (N = 434 firm-wave observations before the focal-variable filter; approximately N ≈ 186 complete-case observations after applying the sample_full TCI non-missing requirement). A within-firm fixed-effects re-estimation on this panel-only subsample yields a turning-point estimate in the 47–49 % range, consistent with the main cross-sectional pooled estimate of 48.8 %, indicating that the inverted-U threshold is not an artefact of cross-sectional composition differences or selection patterns between the two waves. Power is naturally reduced in this small subsample and the delta-method CI is wide; we treat this as a directional plausibility check rather than a primary identification strategy. The cluster-robust OLS on the full pooled sample (with idstd clustering to account for within-firm dependence) remains the preferred specification.</w:t>
+        <w:t xml:space="preserve">The 217 firms observed in both the 2012 and 2024 waves provide a limited within-firm panel (N = 434 firm-wave observations before the focal-variable filter; approximately N</w:t>
+      </w:r>
+      <w:r>
+        <w:t xml:space="preserve"> </w:t>
+      </w:r>
+      <m:oMath>
+        <m:r>
+          <m:rPr>
+            <m:sty m:val="p"/>
+          </m:rPr>
+          <m:t>≈</m:t>
+        </m:r>
+      </m:oMath>
+      <w:r>
+        <w:t xml:space="preserve"> </w:t>
+      </w:r>
+      <w:r>
+        <w:t xml:space="preserve">186 complete-case observations after applying the sample_full TCI non-missing requirement). A within-firm fixed-effects re-estimation on this panel-only subsample yields a turning-point estimate in the 47–49 % range, consistent with the main cross-sectional pooled estimate of 48.8 %, indicating that the inverted-U threshold is not an artefact of cross-sectional composition differences or selection patterns between the two waves. Power is naturally reduced in this small subsample and the delta-method CI is wide; we treat this as a directional plausibility check rather than a primary identification strategy. The cluster-robust OLS on the full pooled sample (with idstd clustering to account for within-firm dependence) remains the preferred specification.</w:t>
       </w:r>
     </w:p>
     <w:p>
@@ -10522,7 +11603,71 @@
         <w:pStyle w:val="BodyText"/>
       </w:pPr>
       <w:r>
-        <w:t xml:space="preserve">The capability-conditioned moderation results converge on the same durability conclusion. We hypothesised in H4a/H4b that technological capability and digital adoption should moderate the curvature of the inverted-U, potentially via the absorptive-capacity logic of Lall (1992) and Cohen and Levinthal (1990). The data partially support a level-shift role. TCI is associated with substantially higher productivity (β_z = +0.26 to +0.43, p &lt; .001 in every wave) and DAI shows modest positive level shifts (β_z = +0.05 to +0.13, p ≤ .03 across waves and pooled). But the curvature-moderation evidence is weak: the joint F-test on TCI×FSTS interactions yields p = .039 (marginal), individual interaction coefficients are not statistically distinguishable from zero, and wave-specific moderation tests fail to support either H4a or H4b in any wave. The dynamic three-way moderation hypothesis (capability-conditioned shift over time) returns F(2, 3,558) = 0.27, p = .760, clearly not supported.</w:t>
+        <w:t xml:space="preserve">The capability-conditioned moderation results converge on the same durability conclusion. We hypothesised in H4a/H4b that technological capability and digital adoption should moderate the curvature of the inverted-U, potentially via the absorptive-capacity logic of Lall (1992) and Cohen and Levinthal (1990). The data partially support a level-shift role. TCI is associated with substantially higher productivity (</w:t>
+      </w:r>
+      <m:oMath>
+        <m:r>
+          <m:t>β</m:t>
+        </m:r>
+      </m:oMath>
+      <w:r>
+        <w:t xml:space="preserve">_z = +0.26 to +0.43, p &lt; .001 in every wave) and DAI shows modest positive level shifts (</w:t>
+      </w:r>
+      <m:oMath>
+        <m:r>
+          <m:t>β</m:t>
+        </m:r>
+      </m:oMath>
+      <w:r>
+        <w:t xml:space="preserve">_z = +0.05 to +0.13, p</w:t>
+      </w:r>
+      <w:r>
+        <w:t xml:space="preserve"> </w:t>
+      </w:r>
+      <m:oMath>
+        <m:r>
+          <m:rPr>
+            <m:sty m:val="p"/>
+          </m:rPr>
+          <m:t>≤</m:t>
+        </m:r>
+      </m:oMath>
+      <w:r>
+        <w:t xml:space="preserve"> </w:t>
+      </w:r>
+      <w:r>
+        <w:t xml:space="preserve">.03 across waves and pooled). But the curvature-moderation evidence is weak: the joint F-test on</w:t>
+      </w:r>
+      <w:r>
+        <w:t xml:space="preserve"> </w:t>
+      </w:r>
+      <m:oMath>
+        <m:r>
+          <m:rPr>
+            <m:nor/>
+            <m:sty m:val="p"/>
+          </m:rPr>
+          <m:t>TCI</m:t>
+        </m:r>
+        <m:r>
+          <m:rPr>
+            <m:sty m:val="p"/>
+          </m:rPr>
+          <m:t>×</m:t>
+        </m:r>
+        <m:r>
+          <m:rPr>
+            <m:nor/>
+            <m:sty m:val="p"/>
+          </m:rPr>
+          <m:t>FSTS</m:t>
+        </m:r>
+      </m:oMath>
+      <w:r>
+        <w:t xml:space="preserve"> </w:t>
+      </w:r>
+      <w:r>
+        <w:t xml:space="preserve">interactions yields p = .039 (marginal), individual interaction coefficients are not statistically distinguishable from zero, and wave-specific moderation tests fail to support either H4a or H4b in any wave. The dynamic three-way moderation hypothesis (capability-conditioned shift over time) returns F(2, 3,558) = 0.27, p = .760, clearly not supported.</w:t>
       </w:r>
     </w:p>
     <w:p>
@@ -10530,8 +11675,16 @@
         <w:pStyle w:val="BodyText"/>
       </w:pPr>
       <w:r>
-        <w:t xml:space="preserve">The supplementary working-capital analyses (Section 5.2) tell the same story. Despite multiple plausible directional priors (Manova, 2013; Foley and Manova, 2015), the cross-wave moderation evidence fragments across proxies and waves. Some coefficients move in theoretically plausible directions, most notably the trade-credit×</w:t>
-      </w:r>
+        <w:t xml:space="preserve">The supplementary working-capital analyses (Section 5.2) tell the same story. Despite multiple plausible directional priors (Manova, 2013; Foley and Manova, 2015), the cross-wave moderation evidence fragments across proxies and waves. Some coefficients move in theoretically plausible directions, most notably the trade-credit</w:t>
+      </w:r>
+      <m:oMath>
+        <m:r>
+          <m:rPr>
+            <m:sty m:val="p"/>
+          </m:rPr>
+          <m:t>×</m:t>
+        </m:r>
+      </m:oMath>
       <m:oMath>
         <m:sSup>
           <m:e>
@@ -10571,7 +11724,18 @@
         <w:t xml:space="preserve"> </w:t>
       </w:r>
       <w:r>
-        <w:t xml:space="preserve">interaction in 2012 (β = −0.017, p = .009), but the broader pattern is too inconsistent across blocks and waves to support a stronger inference. This study therefore retains the working-capital interpretation as a theoretically grounded explanation rather than as a directly established empirical channel, and identifies the integration of richer financial microdata (cash-conversion cycle, days-receivable-outstanding, trade-finance pricing) as a priority for future research.</w:t>
+        <w:t xml:space="preserve">interaction in 2012 (</w:t>
+      </w:r>
+      <m:oMath>
+        <m:r>
+          <m:t>β</m:t>
+        </m:r>
+      </m:oMath>
+      <w:r>
+        <w:t xml:space="preserve"> </w:t>
+      </w:r>
+      <w:r>
+        <w:t xml:space="preserve">= −0.017, p = .009), but the broader pattern is too inconsistent across blocks and waves to support a stronger inference. This study therefore retains the working-capital interpretation as a theoretically grounded explanation rather than as a directly established empirical channel, and identifies the integration of richer financial microdata (cash-conversion cycle, days-receivable-outstanding, trade-finance pricing) as a priority for future research.</w:t>
       </w:r>
     </w:p>
     <w:p>
@@ -10595,7 +11759,38 @@
         <w:t xml:space="preserve"> </w:t>
       </w:r>
       <w:r>
-        <w:t xml:space="preserve">This is a stronger empirical claim than the standard inverted-U literature delivers. It also speaks directly to the heterogeneity question raised in the broader internationalization-performance meta-analytic literature (Author Citation, 2025, ICBEF; Bausch &amp; Krist, 2007; Kirca et al., 2012; Marano et al., 2016; Schwens et al., 2018): the very large between-study heterogeneity (I² ≈ 88 %) reported in those reviews may reflect cross-country institutional variation rather than within-country temporal change. By holding country fixed and testing the temporal dimension, this study isolates the latter and finds it small, consistent with an interpretation in which institutional context (Filatotchev, Wei, Sarala, Dick, &amp; Prescott, 2020) drives more of the observed effect-size dispersion than within-country evolution does.</w:t>
+        <w:t xml:space="preserve">This is a stronger empirical claim than the standard inverted-U literature delivers. It also speaks directly to the heterogeneity question raised in the broader internationalization-performance meta-analytic literature (Author Citation, 2025, ICBEF; Bausch &amp; Krist, 2007; Kirca et al., 2012; Marano et al., 2016; Schwens et al., 2018): the very large between-study heterogeneity (</w:t>
+      </w:r>
+      <m:oMath>
+        <m:sSup>
+          <m:e>
+            <m:r>
+              <m:t>I</m:t>
+            </m:r>
+          </m:e>
+          <m:sup>
+            <m:r>
+              <m:t>2</m:t>
+            </m:r>
+          </m:sup>
+        </m:sSup>
+      </m:oMath>
+      <w:r>
+        <w:t xml:space="preserve"> </w:t>
+      </w:r>
+      <m:oMath>
+        <m:r>
+          <m:rPr>
+            <m:sty m:val="p"/>
+          </m:rPr>
+          <m:t>≈</m:t>
+        </m:r>
+      </m:oMath>
+      <w:r>
+        <w:t xml:space="preserve"> </w:t>
+      </w:r>
+      <w:r>
+        <w:t xml:space="preserve">88 %) reported in those reviews may reflect cross-country institutional variation rather than within-country temporal change. By holding country fixed and testing the temporal dimension, this study isolates the latter and finds it small, consistent with an interpretation in which institutional context (Filatotchev, Wei, Sarala, Dick, &amp; Prescott, 2020) drives more of the observed effect-size dispersion than within-country evolution does.</w:t>
       </w:r>
     </w:p>
     <w:bookmarkEnd w:id="59"/>
@@ -11093,7 +12288,7 @@
         <w:pStyle w:val="FirstParagraph"/>
       </w:pPr>
       <w:r>
-        <w:t xml:space="preserve">This paper has six principal limitations.</w:t>
+        <w:t xml:space="preserve">This paper has seven principal limitations.</w:t>
       </w:r>
     </w:p>
     <w:p>
@@ -11236,8 +12431,19 @@
         <w:t xml:space="preserve">capability-conditioned dynamic moderation</w:t>
       </w:r>
       <w:r>
-        <w:t xml:space="preserve">: while the three-way DOI ×</w:t>
-      </w:r>
+        <w:t xml:space="preserve">: while the three-way DOI</w:t>
+      </w:r>
+      <w:r>
+        <w:t xml:space="preserve"> </w:t>
+      </w:r>
+      <m:oMath>
+        <m:r>
+          <m:rPr>
+            <m:sty m:val="p"/>
+          </m:rPr>
+          <m:t>×</m:t>
+        </m:r>
+      </m:oMath>
       <w:r>
         <w:t xml:space="preserve"> </w:t>
       </w:r>
@@ -11258,8 +12464,19 @@
       <w:r>
         <w:t xml:space="preserve"> </w:t>
       </w:r>
-      <w:r>
-        <w:t xml:space="preserve">× Tech specification is reported (Section 4.4 and Appendix C), the joint F-test is not significant (F(2, 3,558) = 0.27, p = .760), which could reflect either genuine absence of dynamic moderation or insufficient power given the pooled sample size and the narrow Tech variation in the WBES capability indicators (Pierce &amp; Aguinis, 2013). A dataset with richer wave coverage (3+ waves) and more granular capability instruments, for example combining WBES with firm-level digital-transformation indicators (Nambisan, Wright, &amp; Feldman, 2019), would provide a stronger test. A formal power analysis for the three-way moderation effect is left for future work using a more extensive panel.</w:t>
+      <m:oMath>
+        <m:r>
+          <m:rPr>
+            <m:sty m:val="p"/>
+          </m:rPr>
+          <m:t>×</m:t>
+        </m:r>
+      </m:oMath>
+      <w:r>
+        <w:t xml:space="preserve"> </w:t>
+      </w:r>
+      <w:r>
+        <w:t xml:space="preserve">Tech specification is reported (Section 4.4 and Appendix C), the joint F-test is not significant (F(2, 3,558) = 0.27, p = .760), which could reflect either genuine absence of dynamic moderation or insufficient power given the pooled sample size and the narrow Tech variation in the WBES capability indicators (Pierce &amp; Aguinis, 2013). A dataset with richer wave coverage (3+ waves) and more granular capability instruments, for example combining WBES with firm-level digital-transformation indicators (Nambisan, Wright, &amp; Feldman, 2019), would provide a stronger test. A formal power analysis for the three-way moderation effect is left for future work using a more extensive panel.</w:t>
       </w:r>
     </w:p>
     <w:p>
@@ -11267,7 +12484,15 @@
         <w:pStyle w:val="BodyText"/>
       </w:pPr>
       <w:r>
-        <w:t xml:space="preserve">Finally, generalisability beyond the Chinese private‑firm sample is not tested in this paper; the inferences we report apply to the two China waves studied, and any extension to other emerging‑economy private‑firm settings is an empirical question for separate work (Bausch &amp; Krist, 2007; Kirca, Roth, Hult, &amp; Cavusgil, 2012; Marano et al., 2016; Schwens et al., 2018; Author Citation, 2025 — ICBEF). A natural next step in our broader research stream is the multi-country replication of the threshold-stability test on WBES data for Vietnam, Indonesia, India, and other emerging-Asia settings (Author Citation, 2026 — VEFR), to establish whether the durable-structure interpretation generalises beyond China or remains a country-specific pattern. Such cross-country tests would also speak to the institutional-context literature that has long emphasised east-west translation challenges in IB research (Filatotchev, Wei, Sarala, Dick, &amp; Prescott, 2020; Kano, Tsang, &amp; Yeung, 2020). The WBES data infrastructure is uniquely well-positioned to support such replications because the survey instrument, sample frame, and weighting scheme are harmonised across countries, making the cross-country threshold-stability comparison feasible at relatively low marginal cost.</w:t>
+        <w:t xml:space="preserve">A seventh limitation concerns the harmonisation pipeline itself. All variable-construction and cross-wave harmonisation decisions reported in Section 3.2 (item-code mapping across PICS3, Standardised, and BREADY questionnaire generations; encoding fallbacks; ISIC sector recodes; private-ownership recodes; outlier-winsorisation thresholds) were made by the present author group; while these decisions are mechanically reproducible from the documented WBES item-code mappings provided in the replication package, no formal inter-coder reliability check (e.g., independent dual-coding with Cohen's kappa) on the harmonisation choices themselves has been performed. A future revision could engage an independent second coder to harmonise the same items from the raw WBES microdata and report inter-coder agreement; until such a check is completed, readers should regard the cross-wave harmonisation as auditable but not externally validated.</w:t>
+      </w:r>
+    </w:p>
+    <w:p>
+      <w:pPr>
+        <w:pStyle w:val="BodyText"/>
+      </w:pPr>
+      <w:r>
+        <w:t xml:space="preserve">Generalisability beyond the Chinese private‑firm sample is not tested in this paper; the inferences we report apply to the two China waves studied, and any extension to other emerging‑economy private‑firm settings is an empirical question for separate work (Bausch &amp; Krist, 2007; Kirca, Roth, Hult, &amp; Cavusgil, 2012; Marano et al., 2016; Schwens et al., 2018; Author Citation, 2025 — ICBEF). A natural next step in our broader research stream is the multi-country replication of the threshold-stability test on WBES data for Vietnam, Indonesia, India, and other emerging-Asia settings (Author Citation, 2026 — VEFR), to establish whether the durable-structure interpretation generalises beyond China or remains a country-specific pattern. Such cross-country tests would also speak to the institutional-context literature that has long emphasised east-west translation challenges in IB research (Filatotchev, Wei, Sarala, Dick, &amp; Prescott, 2020; Kano, Tsang, &amp; Yeung, 2020). The WBES data infrastructure is uniquely well-positioned to support such replications because the survey instrument, sample frame, and weighting scheme are harmonised across countries, making the cross-country threshold-stability comparison feasible at relatively low marginal cost.</w:t>
       </w:r>
     </w:p>
     <w:p>
